--- a/docs/RustDB_통합문서_v21.docx
+++ b/docs/RustDB_통합문서_v21.docx
@@ -14725,6 +14725,9 @@
     <w:p>
       <w:pPr>
         <w:spacing w:before="80" w:after="40"/>
+        <w:rPr>
+          <w:rFonts w:hint="eastAsia"/>
+        </w:rPr>
       </w:pPr>
       <w:r>
         <w:rPr>
@@ -14762,13 +14765,14 @@
       </w:r>
       <w:r>
         <w:rPr>
+          <w:rFonts w:hint="eastAsia"/>
           <w:i/>
           <w:iCs/>
           <w:color w:val="595959"/>
           <w:sz w:val="16"/>
           <w:szCs w:val="16"/>
         </w:rPr>
-        <w:t xml:space="preserve">                                                                                   ※ 계속 변경될 수 있습니다.</w:t>
+        <w:t>d</w:t>
       </w:r>
     </w:p>
     <w:p>
@@ -14852,7 +14856,7 @@
           <w:sz w:val="18"/>
           <w:szCs w:val="18"/>
         </w:rPr>
-        <w:t xml:space="preserve">와 Python으로 구현하는 관계형 데이터베이스 관리 시스템(RDBMS)이다. B+Tree 인덱스, </w:t>
+        <w:t>와 Python으로 구현하는 관계형 데이터베이스 관리 시스템(RDBMS)이다.</w:t>
       </w:r>
     </w:p>
     <w:p>
@@ -14866,11 +14870,12 @@
       </w:pPr>
       <w:r>
         <w:rPr>
+          <w:rFonts w:hint="eastAsia"/>
           <w:color w:val="000000"/>
           <w:sz w:val="18"/>
           <w:szCs w:val="18"/>
         </w:rPr>
-        <w:t xml:space="preserve">WAL, MVCC, 트랜잭션 격리, 비용 기반 옵티마이저, MySQL 호환 프로토콜 등 DB 핵심 개념 전반을 </w:t>
+        <w:t xml:space="preserve">Database </w:t>
       </w:r>
       <w:r>
         <w:rPr>
@@ -14879,7 +14884,7 @@
           <w:sz w:val="18"/>
           <w:szCs w:val="18"/>
         </w:rPr>
-        <w:t>구</w:t>
+        <w:t xml:space="preserve">Engine, </w:t>
       </w:r>
       <w:r>
         <w:rPr>
@@ -14887,25 +14892,7 @@
           <w:sz w:val="18"/>
           <w:szCs w:val="18"/>
         </w:rPr>
-        <w:t xml:space="preserve">현하며, </w:t>
-      </w:r>
-    </w:p>
-    <w:p>
-      <w:pPr>
-        <w:spacing w:before="80" w:after="80"/>
-        <w:rPr>
-          <w:color w:val="000000"/>
-          <w:sz w:val="18"/>
-          <w:szCs w:val="18"/>
-        </w:rPr>
-      </w:pPr>
-      <w:r>
-        <w:rPr>
-          <w:color w:val="000000"/>
-          <w:sz w:val="18"/>
-          <w:szCs w:val="18"/>
-        </w:rPr>
-        <w:t xml:space="preserve">CLI·GUI·TCP 서버·AI </w:t>
+        <w:t>C</w:t>
       </w:r>
       <w:r>
         <w:rPr>
@@ -14914,7 +14901,7 @@
           <w:sz w:val="18"/>
           <w:szCs w:val="18"/>
         </w:rPr>
-        <w:t>기능</w:t>
+        <w:t xml:space="preserve">LI, GUI Editor, Server, AI 기능을 포함한 </w:t>
       </w:r>
       <w:r>
         <w:rPr>
@@ -14922,7 +14909,30 @@
           <w:sz w:val="18"/>
           <w:szCs w:val="18"/>
         </w:rPr>
-        <w:t>까지 포함한 풀스택 RDBMS 시스템 개발을 목표로 한다.</w:t>
+        <w:t>풀스택 RDBMS 시스템 개발을 목표로 한다.</w:t>
+      </w:r>
+    </w:p>
+    <w:p>
+      <w:pPr>
+        <w:spacing w:before="80" w:after="80"/>
+        <w:rPr>
+          <w:b/>
+          <w:bCs/>
+          <w:color w:val="000000"/>
+          <w:sz w:val="22"/>
+          <w:szCs w:val="22"/>
+        </w:rPr>
+      </w:pPr>
+      <w:r>
+        <w:rPr>
+          <w:rFonts w:hint="eastAsia"/>
+          <w:b/>
+          <w:bCs/>
+          <w:color w:val="000000"/>
+          <w:sz w:val="22"/>
+          <w:szCs w:val="22"/>
+        </w:rPr>
+        <w:t>2.1.1 개발 환경</w:t>
       </w:r>
     </w:p>
     <w:tbl>
@@ -15191,7 +15201,24 @@
                 <w:sz w:val="18"/>
                 <w:szCs w:val="18"/>
               </w:rPr>
-              <w:t>Rust (엔진 / CLI / 서버), TypeScript / React (UI), Python (MCP)</w:t>
+              <w:t>Rust (엔진 / CLI / 서버), TypeScript / React (UI), Python (</w:t>
+            </w:r>
+            <w:r>
+              <w:rPr>
+                <w:rFonts w:hint="eastAsia"/>
+                <w:color w:val="000000"/>
+                <w:sz w:val="18"/>
+                <w:szCs w:val="18"/>
+              </w:rPr>
+              <w:t>AI, Benchmark</w:t>
+            </w:r>
+            <w:r>
+              <w:rPr>
+                <w:color w:val="000000"/>
+                <w:sz w:val="18"/>
+                <w:szCs w:val="18"/>
+              </w:rPr>
+              <w:t>)</w:t>
             </w:r>
           </w:p>
         </w:tc>
